--- a/public/gallery/examples/product-manager/nl/resume.docx
+++ b/public/gallery/examples/product-manager/nl/resume.docx
@@ -66,7 +66,7 @@
         </w:rPr>
         <w:t xml:space="preserve">📧 </w:t>
       </w:r>
-      <w:hyperlink w:history="1" r:id="rIdllb8-utnuxoa2uhxbxwz_">
+      <w:hyperlink w:history="1" r:id="rIdmyad3_mpesgu2smyo-j0m">
         <w:r>
           <w:rPr>
             <w:sz w:val="18"/>
@@ -89,7 +89,7 @@
         </w:rPr>
         <w:t xml:space="preserve">🔗 </w:t>
       </w:r>
-      <w:hyperlink w:history="1" r:id="rId8othzgfaqhdtjvwefjtev">
+      <w:hyperlink w:history="1" r:id="rIdrkrjulyy5eegmvqbqbubf">
         <w:r>
           <w:rPr>
             <w:sz w:val="18"/>
@@ -124,7 +124,7 @@
         <w:spacing w:after="200" w:line="276"/>
         <w:jc w:val="center"/>
       </w:pPr>
-      <w:hyperlink w:history="1" r:id="rIdp9h5scoiykdsvsgoii8xy">
+      <w:hyperlink w:history="1" r:id="rIdpn3dw1rg5sjtfrr2x44ea">
         <w:r>
           <w:rPr>
             <w:sz w:val="18"/>
@@ -140,7 +140,7 @@
         </w:rPr>
         <w:t xml:space="preserve"> • </w:t>
       </w:r>
-      <w:hyperlink w:history="1" r:id="rIdyxojhbwpacyfexpjzzgwg">
+      <w:hyperlink w:history="1" r:id="rIdvuelltip1egk0ffujs75b">
         <w:r>
           <w:rPr>
             <w:sz w:val="18"/>
@@ -287,7 +287,7 @@
         </w:rPr>
         <w:t xml:space="preserve">	</w:t>
       </w:r>
-      <w:hyperlink w:history="1" r:id="rIdd0otjozbjnqbrwweosr9d">
+      <w:hyperlink w:history="1" r:id="rId3tjt3kdti4oxzhxkb9fb_">
         <w:r>
           <w:rPr>
             <w:sz w:val="18"/>
@@ -537,7 +537,7 @@
         </w:rPr>
         <w:t xml:space="preserve">	</w:t>
       </w:r>
-      <w:hyperlink w:history="1" r:id="rIdeg73s_omtnu5nl_jxpl0b">
+      <w:hyperlink w:history="1" r:id="rIdemwgcwnygmizpxxfsrtyi">
         <w:r>
           <w:rPr>
             <w:sz w:val="18"/>
@@ -1418,7 +1418,7 @@
         </w:rPr>
         <w:t xml:space="preserve">	</w:t>
       </w:r>
-      <w:hyperlink w:history="1" r:id="rIdesdnd3k9exegz4p5kzhp0">
+      <w:hyperlink w:history="1" r:id="rIdfdv5ovs-ivpyifatrtfxl">
         <w:r>
           <w:rPr>
             <w:sz w:val="18"/>
@@ -1484,7 +1484,7 @@
         </w:rPr>
         <w:t xml:space="preserve">	</w:t>
       </w:r>
-      <w:hyperlink w:history="1" r:id="rIdnsfmghlxgqfrxkh5bkup5">
+      <w:hyperlink w:history="1" r:id="rIdll5vpxehqif_-mszk_84s">
         <w:r>
           <w:rPr>
             <w:sz w:val="18"/>
@@ -1569,7 +1569,7 @@
         </w:rPr>
         <w:t xml:space="preserve">	</w:t>
       </w:r>
-      <w:hyperlink w:history="1" r:id="rIdxxyitjhmezox4fmt3orbg">
+      <w:hyperlink w:history="1" r:id="rIdg3_b0k1ez8zn_bepbktfh">
         <w:r>
           <w:rPr>
             <w:sz w:val="18"/>
@@ -1761,7 +1761,7 @@
         </w:rPr>
         <w:t xml:space="preserve">	</w:t>
       </w:r>
-      <w:hyperlink w:history="1" r:id="rIdrgv42smzn1xpyfx6iwsmt">
+      <w:hyperlink w:history="1" r:id="rIdoncojaqruvtogz015x4r4">
         <w:r>
           <w:rPr>
             <w:sz w:val="18"/>
@@ -1988,7 +1988,7 @@
         </w:rPr>
         <w:t xml:space="preserve">	</w:t>
       </w:r>
-      <w:hyperlink w:history="1" r:id="rIdolhzhusysgtxlcih7y24s">
+      <w:hyperlink w:history="1" r:id="rIdmmyl5mprakct0vrcxv07h">
         <w:r>
           <w:rPr>
             <w:sz w:val="18"/>
